--- a/example_articles/countries/Japan/3.countries_Japan_New_York_Times.docx
+++ b/example_articles/countries/Japan/3.countries_Japan_New_York_Times.docx
@@ -27,17 +27,17 @@
     </w:p>
     <w:p>
       <w:r>
-        <w:t>Source File: NYT/25.DOCX</w:t>
+        <w:t>Source file: NYT/25.DOCX</w:t>
       </w:r>
     </w:p>
     <w:p>
       <w:r>
-        <w:t>Raw locations result: ['Japan']</w:t>
+        <w:t>Raw locations result, 'locations': ['Japan']</w:t>
       </w:r>
     </w:p>
     <w:p>
       <w:r>
-        <w:t>countries_stand_flat (Standardized): Japan</w:t>
+        <w:t>Standardized locations result, 'countries_stand_flat': Japan</w:t>
       </w:r>
     </w:p>
     <w:p>

--- a/example_articles/countries/Japan/3.countries_Japan_New_York_Times.docx
+++ b/example_articles/countries/Japan/3.countries_Japan_New_York_Times.docx
@@ -7,7 +7,7 @@
         <w:pStyle w:val="Heading1"/>
       </w:pPr>
       <w:r>
-        <w:t>The Demise of the White Democratic Voter</w:t>
+        <w:t>ANTIQUES</w:t>
       </w:r>
     </w:p>
     <w:p>
@@ -17,17 +17,17 @@
     </w:p>
     <w:p>
       <w:r>
-        <w:t>Date: 2014-11-12</w:t>
+        <w:t>Date: 2002-03-22</w:t>
       </w:r>
     </w:p>
     <w:p>
       <w:r>
-        <w:t>Section: Section ; Column 0; OpEd; Pg. ; CONTRIBUTING OP-ED WRITER</w:t>
+        <w:t>Section: Section E; Part 2; Column 3; Leisure/Weekend Desk; Pg. 40</w:t>
       </w:r>
     </w:p>
     <w:p>
       <w:r>
-        <w:t>Source file: NYT/25.DOCX</w:t>
+        <w:t>Source file: NYT/44.DOCX</w:t>
       </w:r>
     </w:p>
     <w:p>
@@ -49,84 +49,69 @@
     </w:p>
     <w:p>
       <w:r>
-        <w:t>It has not escaped the notice of political analysts that 72 percent of whites without college degrees -- a rough proxy for what we used to call the white working class -- believe that ''the U.S. economic system generally favors the wealthy.'' Or that on Nov. 4, these same men and women voted for Republican House candidates by a 61-31 margin.</w:t>
+        <w:t>Japanese Coats Of Many Colors</w:t>
         <w:br/>
-        <w:t>Similarly, the overwhelmingly white electorates of Alaska, Arkansas, Nebraska and South Dakota voted decisively in referendums to raise the minimum wage while simultaneously voting for Republicans, whose party has adamantly rejected legislation to raise the minimum wage.</w:t>
+        <w:t>The expression "rags to riches" takes on a different meaning in the context of "Art of the Ordinary," an exhibition of antique Japanese country textiles from the collection of Noriko Miyamoto, a native of Osaka who has had a Japanese antiques gallery in Sag Harbor, N.Y., since 1982. The show is at the Nippon Gallery at 145 West 57th Street, Manhattan, through March 30, then moves to Ms. Miyamoto's gallery (April 13 through May 12).</w:t>
         <w:br/>
-        <w:t>There is an ongoing debate among politicians, political scientists and partisans of both parties over the dismal support of Democratic candidates among whites. Does it result from ideological differences, racial animosity or a perception among many whites that they are excluded from a coalition of minorities, the poor, single women of all races, gays and other previously marginalized constituencies?</w:t>
+        <w:t xml:space="preserve">     Ms. Miyamoto is one of the 83 dealers in the 2002 New York Arts of Pacific Asia Show at the Events Center, 32 West 23rd Street, today through Monday. The show runs concurrently with the International Asian Art Fair at Lincoln Center, which opens today and runs through Tuesday (review, Page 34). </w:t>
         <w:br/>
-        <w:t>Arguably, the poor Democratic showing among whites does not represent naked race prejudice, as Obama's election and re-election attest. But it can be seen as a reflection of substantial material interests that affect the very voters who carry greater weight in low turnout midterm Congressional elections.</w:t>
+        <w:t xml:space="preserve"> One look at the elegant patchwork kimonos and indigo futon covers made from recycled rags and used cotton, and one is tempted to call the show "riches from rags." With patches of dye-resist patterns stitched together into collages, these textiles are as chic as a pair of the Roberto Cavalli patched jeans displayed in the windows of Bergdorf Goodman down the block.</w:t>
         <w:br/>
-        <w:t>Whites as a whole, who made up 75 percent of this year's electorate, voted for Republican House candidates by a 24-point margin, 62-38, the exact same margin by which they supported Republican candidates in the 2010 midterms. In 2006, when opposition to President George W. Bush was intense, Republicans won white voters by eight points, 52-44.</w:t>
+        <w:t>The difference is that these textiles are not designed. They are what the Japanese call mingei, folk art of the people, un-self-conscious and created without patronage.</w:t>
         <w:br/>
-        <w:t>The opposition of whites to the Democratic Party is visible not only in voting behavior, but in general opposition to key Democratic policy initiatives, most tellingly in hostility toward the Affordable Care Act. A November 2013 National Journal poll found, for example, that 58 percent of whites said Obamacare would make things worse for ''people like you and your family,'' more than double the 25 percent that said that Obamacare would make things better.</w:t>
+        <w:t>Cloth has been made from cotton for 7,000 years in places like Egypt and Mexico. But cotton came late to Japan, long after silk. There are many stories about its arrival. Perhaps the most believable is the tale about some sailors from the West who, shipwrecked on Japan's west coast in A.D. 799, decided to share their stock of cottonseed with their rescuers. In any case, by the end of the 15th century, after several false starts, cotton cultivation began to thrive in Japan's warmer regions.</w:t>
         <w:br/>
-        <w:t>Asked whether the Affordable Care Act would make things better or worse for the country at large, 60 percent of whites said worse and 35 percent of whites said better.</w:t>
+        <w:t>Cotton was also imported from China by the Dutch East India Company. Much of the cotton went directly to Japan's cities. Early in the Edo period (1603-1868) cotton was considered a luxury item, like silk, reserved for nobles and the upper classes. Peasants, fishermen and the working poor of the rural countryside could not afford it.</w:t>
         <w:br/>
-        <w:t>Obamacare shifts health care benefits and tax burdens from upper-income Americans to lower-income Americans, and from largely white constituencies to beneficiaries disproportionately made up of racial and ethnic minorities. The program increases levies on the overwhelmingly white affluent by raising taxes on households making more than $250,000.</w:t>
+        <w:t>Nevertheless, the working class was quick to appreciate its softness, warmth and durability. So peasants and fishermen saved every scrap and bit of thread they could buy, or barter, for recycling into clothing.</w:t>
         <w:br/>
-        <w:t>To achieve its goals, Obamacare reduces by $500 million, over 10 years, spending on Medicare, according to the Medicare board of trustees, which oversees the finances of the program. Medicare serves a population that is 77 percent white. Even as reductions in Medicare spending fall disproportionately on white voters, the savings are being used to finance Obamacare, which includes a substantial expansion of Medicaid. Medicaid recipients are overwhelmingly poor and, in 2013, were 41 percent white and 59 percent minority.</w:t>
+        <w:t>The Japanese have been skilled weavers since ancient times. Making clothing for the family consumed hours of a rural woman's day. Every country household had a loom of some kind, and women passed down hand-weaving techniques from generation to generation.</w:t>
         <w:br/>
-        <w:t>In addition to expanding Medicaid, the overall goal of Obamacare is to provide health coverage for the uninsured, a population that, in 2010 when the program was enacted, was 47 percent white, and 53 percent black, Hispanic, Asian-American and other minorities.</w:t>
+        <w:t>Before the introduction of cotton, women made clothes from woven bast fibers, fashioned from wisteria vine, hemp, nettles, linden, kudzu and paper-mulberry bark. The conversion of the fibers into thread was difficult and time-consuming; the plants could be harvested only at certain times of the year and had to be soaked and dried before use.</w:t>
         <w:br/>
-        <w:t>It's not hard to see, then, why a majority of white midterm voters withheld support from Democrats and cast their votes for Republicans.</w:t>
+        <w:t>Hemp cultivation was particularly difficult. The tall plants are easily damaged by wind or heavy rain, and the seeds are a favorite bird food.</w:t>
         <w:br/>
-        <w:t>Republicans are not satisfied with winning 62 percent of the white vote. To counter the demographic growth of Democratic constituencies whose votes threaten Republican success in high-turnout presidential elections, Republicans have begun a concerted effort to rupture the partisan loyalty of the remaining white Democratic voters. Their main target is socially liberal, fiscally conservative suburbanites, the weakest reeds in the Democratic coalition. These middle-income white voters do not share the acute economic needs of so-called downscale Democratic voters and they are less reliant on government services.</w:t>
+        <w:t>Once prepared, bast fibers were joined together or knotted so they could be woven. Then the bast cloth was dyed. The preferred dye was the precious indigo, a plant found in different parts of Japan, because it was thought to have magical properties and protected field workers from mosquitoes and snakes. Other dyes were made from extracts of walnut, sumac, wild cherry, safflower, chestnut and madder.</w:t>
         <w:br/>
-        <w:t>The Republican strategy to win over these more culturally tolerant, but still financially pressed, white voters is to continue to focus on material concerns -- on anxiety about rising tax burdens, for example -- while downplaying the preoccupation of many of the most visible Republicans with social, moral and cultural repression.</w:t>
+        <w:t>The deep indigo cottons that are most prized required several processes, as the blue gets deeper upon repeated dyeing.</w:t>
         <w:br/>
-        <w:t>The current effectiveness of the anti-tax strategy was demonstrated in the unexpected victory of Larry Hogan, the Republican gubernatorial candidate in deep blue Maryland, who defeated Anthony Brown, the highly favored Democratic lieutenant governor.</w:t>
+        <w:t>One patched and well-worn work coat in the show, from about 1929, is made entirely of dark indigo-dyed hemp with patches in hemp and cotton. It is from Aomori Prefecture in the north of Japan, which was isolated from the major ports where cotton was sold; that explains its late date. It is lined, for warmth, with a patterned, woven hemp that appears to have come from an older, worn-out garment or futon cover. It is stunning.</w:t>
         <w:br/>
-        <w:t>''The average Marylander sees a governor and legislature willing to impose record tax increases on the rest of us that we don't need, don't want and can't afford,'' Hogan declared at the start of his campaign and repeated relentlessly until Election Day.</w:t>
+        <w:t>Bast-woven clothes were economical, lightweight and cooler during the hot, humid summer months than cotton, but they were also stiff and uncomfortable. When rural people could get scraps of cotton, they used them in two ways.</w:t>
         <w:br/>
-        <w:t>Hogan won by decisively carrying all the majority white suburbs surrounding Baltimore city, including Howard County, a former bastion of suburban Democratic strength.</w:t>
+        <w:t>First, they tore each scrap into narrow strips that they could weave along with bast fibers. The warp was bast, the weft cotton rag. This made for a thick, strong, durable textile. This method is called "saki-ori" (saku means to tear; oru, to weave), and it dates back to the middle of the Edo period, about 1750.</w:t>
         <w:br/>
-        <w:t>In Colorado, Cory Gardner, the Republican Senate nominee, joined the Republican assault on Obamacare and taxes:</w:t>
+        <w:t>Second, the women would stitch cotton scraps together into patchwork jackets, coats and futon covers. By adding layers, they could insulate a piece. A Japanese expression describes the severity of a winter as "two layer" or "three layer."</w:t>
         <w:br/>
-        <w:t>The President's healthcare law has added countless new taxes to millions of Americans, and economic growth will continue to struggle until we can accomplish real, meaningful tax reform. The future of our economy depends on it.</w:t>
+        <w:t>As a garment wore out, the women would simply incorporate newly recycled pieces to extend its use. This method of combining quilting with embroidery on one or more layers of fabric is known as sashiko. (Sasu means to stitch; ko, small.) Occasionally a bit of silk was added.</w:t>
         <w:br/>
-        <w:t>Significantly, Gardner also stiff-armed the Christian right on issues of contraception and abortion in his successful two-point win over Mark Udall, the Democratic incumbent. Gardner highlighted a more culturally tolerant approach when he endorsed over the counter access to the ''morning after'' pill -- a form of contraception many in the right to life movement consider a form of abortion -- and when he renounced past sponsorship of a ''personhood'' constitutional amendment titled ''The Life Begins at Conception Act.''</w:t>
+        <w:t>By the mid-19th century most clothing was being made entirely of cotton, and dye techniques like ikat became universal.</w:t>
         <w:br/>
-        <w:t>In a mea culpa comment rarely heard in campaigns, Gardner told The Denver Post:</w:t>
-        <w:br/>
-        <w:t>I've learned to listen. I don't get everything right the first time. There are far too many politicians out there who take the wrong position and stick with it and never admit that they should do something different.</w:t>
-        <w:br/>
-        <w:t>Despite this, not only did the Christian right stick with Gardner, but white evangelicals provided his margin of victory. These religious voters, who made up 25 percent of the Colorado midterm electorate, voted for Gardner over Udall by a resounding 70 points, 83 to 13. This margin was enough to compensate for Udall's 20-point victory, 57 percent to 37 percent, among the remaining 75 percent of the Colorado electorate.</w:t>
-        <w:br/>
-        <w:t>The clear implication of these results for Republican candidates running in 2016 and beyond is that you can break with conservative orthodoxy on some issues to better appeal to a general election electorate without paying the price of losing white Christian support.</w:t>
-        <w:br/>
-        <w:t>If Republicans are successful in toning down their candidates, it will take from Democrats a weapon that has proved highly successful in state and federal elections: demonizing Republican Party candidates as a collection of knuckle-dragging Neanderthals.</w:t>
-        <w:br/>
-        <w:t>The Democrats' portrayal of Republicans has served to motivate both Democratic voters and donors, especially suburban white Democrats, by tapping into their anger and fear of a morally intrusive Republican Party.</w:t>
-        <w:br/>
-        <w:t>''Anger in politics can play a particularly vital role, motivating some people to participate in ways they might ordinarily not,'' according to Nicholas Valentino, a professor of communication studies and political science at the University of Michigan, and the lead author of ''Election Night's Alright for Fighting: The Role of Emotions in Political Participation,'' a 2011 study of voter motivation.</w:t>
-        <w:br/>
-        <w:t>Anger leads citizens to harness existing skills and resources in a given election. Therefore, the process by which emotions are produced in each campaign can powerfully alter electoral outcomes.</w:t>
-        <w:br/>
-        <w:t>A Democratic tactic designed to focus on mobilizing white voters -- the sustained effort led by Senator Harry Reid to demonize the Koch brothers -- has not yet, by most accounts, paid off.</w:t>
-        <w:br/>
-        <w:t>As they have after past Election Day defeats, Democrats can hope for Republican infighting between the establishment and Tea Party wings. Such internecine conflict, in fact, has already begun.</w:t>
-        <w:br/>
-        <w:t>Democrats can also count on greater voter participation by their loyalists in a presidential year, and on advantageous demographic trends: The share of the electorate held by older and working-class whites, the core of the Republican Party, diminishes every year, while Democratic constituencies continue to grow.</w:t>
-        <w:br/>
-        <w:t>In the aftermath of the 2012 election, the obligation to change fell upon the Republican Party. With the support of Karl Rove, the Republican National Committee, under its chairman, Reince Priebus, pulled the party to the center, with Priebus producing the famous autopsy report calling for political moderation. To the surprise of many, the party's candidates this year took key suggestions to heart.</w:t>
-        <w:br/>
-        <w:t>Insofar as the Republican Party successfully sandpapers its sharp edges, the necessity for change will now shift to the Democrats. Most recently, this kind of metamorphosis was accomplished by Bill Clinton's 1992 ''Southern governor's strategy'' presidential campaign when he defied liberal orthodoxy on such issues as welfare and the death penalty.</w:t>
-        <w:br/>
-        <w:t>One question presents itself: how transformative a political leader is Hillary Clinton? Can she avoid entrapment by divisive issues of key importance to competing wings of the center-left coalition: L.G.B.T. rights; marijuana legalization; climate change; gun control; racial profiling; fracking; pension rights for public employee unions; citizenship for undocumented immigrants; and the ever pressing social welfare needs of the country's poor?</w:t>
-        <w:br/>
-        <w:t>In May 2008, with Obama taking the lead, Hillary Clinton committed to continue the race ''for the nurse on her second shift, for the worker on the line, for the waitress on her feet, for the small-business owner, the farmer, the teacher, the coal miner, the trucker, the soldier, the veteran.''</w:t>
-        <w:br/>
-        <w:t>As James Oliphant, the National Journal's White House correspondent wrote:</w:t>
-        <w:br/>
-        <w:t>Clinton didn't say ''white people,'' but she didn't need to. The message was clear. And she was even more explicit in an interview with USA Today that month, saying, ''Obama's support among working, hardworking Americans, white Americans, is weakening.''</w:t>
-        <w:br/>
-        <w:t>The white vote in the years since 1992 has become consistently more committed to Republican candidates. Mitt Romney carried whites by a 20-point margin, 59-39, larger than either John McCain, 12 points, or George W. Bush, 17 points.</w:t>
-        <w:br/>
-        <w:t>Clinton has her work cut out for her, especially if the Republican nominee heeds the advice of party leaders and makes a concerted effort to further erode -- by whatever means necessary -- white Democratic support.</w:t>
+        <w:t>The kimonos, pants, jackets, bed covers and squares of wrapping materials in the show indicate that a patch of any size, pattern or color was desirable. They are skillfully overstitched in even horizontal or vertical bands or in complex patterns. Such textiles are testimony to the frugality of the commoner's life in premodern Japan and the ingenuity and virtuosity of women's labor.</w:t>
         <w:br/>
         <w:br/>
-        <w:t>http://www.nytimes.com/2014/11/12/opinion/thomas-edsall-the-demise-of-the-white-democratic-voter.html</w:t>
+        <w:t>Auspicious Ram</w:t>
+        <w:br/>
+        <w:t>As part of Asia Week, the Chinese Porcelain Company, a gallery at 475 Park Avenue (at 58th Street), has organized a show of Chinese ceramics, including an unusually animated gray pottery Tang dynasty horse and several neolithic unglazed terra cotta pots made between 3800 and 2000 B.C. Their distinctive black markings resemble those on pots made a century ago by American Indians in the Southwest.</w:t>
+        <w:br/>
+        <w:t>One of the most unusual pieces in the show is a large glazed stoneware ram that was used as a wine vessel.</w:t>
+        <w:br/>
+        <w:t>Dating from the third to fourth century A.D., the hollow figure was probably based on a Han prototype, as pottery rams were often found in Han tombs, part of ritual offerings to the dead. The word for ram in ancient China was yang, a homonym for the word meaning auspicious, so it is thought the wine vessel symbolized a wish for well being and good fortune.</w:t>
+        <w:br/>
+        <w:t>The exceptionally large, 13-inch-long ram at the gallery was probably meant for domestic use, said Margaret Kaelin Gristina, the author of the show's catalog. It has four small strap handles on the shoulders and hips, so it could be easily carried, and has a circular opening in the top for pouring wine.</w:t>
+        <w:br/>
+        <w:t>The ram is at rest, with its legs tucked under it. It has bulging eyes and furry ears and a coiled beard. Boldly incised lines on its gray-green glazed neck and flanks animate it. Full of personality, it would be an unforgettable centerpiece on any dinner table.</w:t>
+        <w:br/>
+        <w:br/>
+        <w:t>http://www.nytimes.com</w:t>
+        <w:br/>
+        <w:br/>
+        <w:t>Graphic</w:t>
+        <w:br/>
+        <w:br/>
+        <w:t xml:space="preserve"> </w:t>
+        <w:br/>
+        <w:t>Photo: A futon cover made from indigo-dyed cotton scraps. (Nippon Gallery, New York)</w:t>
       </w:r>
     </w:p>
     <w:sectPr>

--- a/example_articles/countries/Japan/3.countries_Japan_New_York_Times.docx
+++ b/example_articles/countries/Japan/3.countries_Japan_New_York_Times.docx
@@ -7,7 +7,7 @@
         <w:pStyle w:val="Heading1"/>
       </w:pPr>
       <w:r>
-        <w:t>ANTIQUES</w:t>
+        <w:t>TORA-SAN, A TRADITION IN JAPAN</w:t>
       </w:r>
     </w:p>
     <w:p>
@@ -17,17 +17,17 @@
     </w:p>
     <w:p>
       <w:r>
-        <w:t>Date: 2002-03-22</w:t>
+        <w:t>Date: 1986-12-20</w:t>
       </w:r>
     </w:p>
     <w:p>
       <w:r>
-        <w:t>Section: Section E; Part 2; Column 3; Leisure/Weekend Desk; Pg. 40</w:t>
+        <w:t>Section: Section 1; Page 15, Column 1; Cultural Desk</w:t>
       </w:r>
     </w:p>
     <w:p>
       <w:r>
-        <w:t>Source file: NYT/44.DOCX</w:t>
+        <w:t>Source file: NYT/47.DOCX</w:t>
       </w:r>
     </w:p>
     <w:p>
@@ -49,61 +49,65 @@
     </w:p>
     <w:p>
       <w:r>
-        <w:t>Japanese Coats Of Many Colors</w:t>
+        <w:t>There are several sure-fire ways in Japan to tell that New Year's is coming. Stores have begun to offer doughy rice cakes for the holidays. Elaborately decorated battledores are on sale near the Asakusa Kannon Temple in Tokyo. And posters have gone up everywhere announcing that the latest Tora-san film is about to open.</w:t>
         <w:br/>
-        <w:t>The expression "rags to riches" takes on a different meaning in the context of "Art of the Ordinary," an exhibition of antique Japanese country textiles from the collection of Noriko Miyamoto, a native of Osaka who has had a Japanese antiques gallery in Sag Harbor, N.Y., since 1982. The show is at the Nippon Gallery at 145 West 57th Street, Manhattan, through March 30, then moves to Ms. Miyamoto's gallery (April 13 through May 12).</w:t>
+        <w:t>Tora-san is a fumbling, Chaplinesque vagabond, a bit short on brains but limousine-long on heart, a comforting echo of a once simpler life. Actually, he is not so much a movie character as a Japanese institution.</w:t>
         <w:br/>
-        <w:t xml:space="preserve">     Ms. Miyamoto is one of the 83 dealers in the 2002 New York Arts of Pacific Asia Show at the Events Center, 32 West 23rd Street, today through Monday. The show runs concurrently with the International Asian Art Fair at Lincoln Center, which opens today and runs through Tuesday (review, Page 34). </w:t>
+        <w:t>Every year in early August and late December - seasons dominated here by family-oriented religious holidays - theaters gear up for new editions of his exploits. It is a pattern as unvarying as the plot of a Noh play.</w:t>
         <w:br/>
-        <w:t xml:space="preserve"> One look at the elegant patchwork kimonos and indigo futon covers made from recycled rags and used cotton, and one is tempted to call the show "riches from rags." With patches of dye-resist patterns stitched together into collages, these textiles are as chic as a pair of the Roberto Cavalli patched jeans displayed in the windows of Bergdorf Goodman down the block.</w:t>
+        <w:t>The Guinness Book of Records lists the Tora-san movies as the longest-running film series ever. And while some Americans have grown weary of ''Superman III,'' ''Rocky IV'' and other Roman-numeraled sequels, Japan seems quite content as it awaits Tora-san XXXVII.</w:t>
         <w:br/>
-        <w:t>The difference is that these textiles are not designed. They are what the Japanese call mingei, folk art of the people, un-self-conscious and created without patronage.</w:t>
+        <w:t>''It is essential to any New Year's,'' said Shizuo Yamanouchi, managing director of the Shochiku Company movie studio in Ofuna, a town southwest of Tokyo.</w:t>
         <w:br/>
-        <w:t>Cloth has been made from cotton for 7,000 years in places like Egypt and Mexico. But cotton came late to Japan, long after silk. There are many stories about its arrival. Perhaps the most believable is the tale about some sailors from the West who, shipwrecked on Japan's west coast in A.D. 799, decided to share their stock of cottonseed with their rescuers. In any case, by the end of the 15th century, after several false starts, cotton cultivation began to thrive in Japan's warmer regions.</w:t>
+        <w:t xml:space="preserve"> </w:t>
         <w:br/>
-        <w:t>Cotton was also imported from China by the Dutch East India Company. Much of the cotton went directly to Japan's cities. Early in the Edo period (1603-1868) cotton was considered a luxury item, like silk, reserved for nobles and the upper classes. Peasants, fishermen and the working poor of the rural countryside could not afford it.</w:t>
+        <w:t>An Atypical Type</w:t>
         <w:br/>
-        <w:t>Nevertheless, the working class was quick to appreciate its softness, warmth and durability. So peasants and fishermen saved every scrap and bit of thread they could buy, or barter, for recycling into clothing.</w:t>
+        <w:t>Tora - the character's full name is Torajiro Kuruma, but no one ever uses it - is about as typical of modern Japan as a trade deficit, which is to say not at all. This is a relentlessly blue-suited country where people wear company pins in their lapels and expect to move up the corporate ladder in lock step with their contemporaries. By contrast, Tora is a layabout. Played for 18 years by a broad-featured former vaudevillian named Kiyoshi Atsumi, he is a peddler who travels the country hawking trinkets at Buddhist temple fairs. If he has a savings account, he keeps it well hidden. While Tora always dreams of a better day, it never comes closer than tomorrow.</w:t>
         <w:br/>
-        <w:t>The Japanese have been skilled weavers since ancient times. Making clothing for the family consumed hours of a rural woman's day. Every country household had a loom of some kind, and women passed down hand-weaving techniques from generation to generation.</w:t>
+        <w:t>The series goes by the title ''It's Tough to Be a Man,'' and each episode is more or less like all the others.</w:t>
         <w:br/>
-        <w:t>Before the introduction of cotton, women made clothes from woven bast fibers, fashioned from wisteria vine, hemp, nettles, linden, kudzu and paper-mulberry bark. The conversion of the fibers into thread was difficult and time-consuming; the plants could be harvested only at certain times of the year and had to be soaked and dried before use.</w:t>
+        <w:t>Tora returns to his home in Shibamata, a working-class district in eastern Tokyo. Awaiting him are relatives who run a sweets shop and who are endlessly visited by a next-door neighbor and the local priest, all good-hearted folks who want nothing more than for Tora to marry and settle down. There is banter and temper, thoughtful silence and quick word play.</w:t>
         <w:br/>
-        <w:t>Hemp cultivation was particularly difficult. The tall plants are easily damaged by wind or heavy rain, and the seeds are a favorite bird food.</w:t>
+        <w:t>Each time, Tora falls in love with an attractive woman who is played by a rising young actress of the moment; her appearance in the series is testament that she has arrived professionally.</w:t>
         <w:br/>
-        <w:t>Once prepared, bast fibers were joined together or knotted so they could be woven. Then the bast cloth was dyed. The preferred dye was the precious indigo, a plant found in different parts of Japan, because it was thought to have magical properties and protected field workers from mosquitoes and snakes. Other dyes were made from extracts of walnut, sumac, wild cherry, safflower, chestnut and madder.</w:t>
+        <w:t>Each time, he loses her. Each time, heartbroken, he picks up his salesman's case and takes to the road again, a Japanese Little Tramp in a double-breasted check suit and tired hat. By then, members of the audience, a steadily aging group, are on their third handkerchief.</w:t>
         <w:br/>
-        <w:t>The deep indigo cottons that are most prized required several processes, as the blue gets deeper upon repeated dyeing.</w:t>
+        <w:t xml:space="preserve"> </w:t>
         <w:br/>
-        <w:t>One patched and well-worn work coat in the show, from about 1929, is made entirely of dark indigo-dyed hemp with patches in hemp and cotton. It is from Aomori Prefecture in the north of Japan, which was isolated from the major ports where cotton was sold; that explains its late date. It is lined, for warmth, with a patterned, woven hemp that appears to have come from an older, worn-out garment or futon cover. It is stunning.</w:t>
+        <w:t>Like Visiting an Old Friend</w:t>
         <w:br/>
-        <w:t>Bast-woven clothes were economical, lightweight and cooler during the hot, humid summer months than cotton, but they were also stiff and uncomfortable. When rural people could get scraps of cotton, they used them in two ways.</w:t>
+        <w:t>No. 37 in the series, subtitled ''The Bluebird of Happiness,'' opens Saturday and stays close to the cookie-cutter pattern.</w:t>
         <w:br/>
-        <w:t>First, they tore each scrap into narrow strips that they could weave along with bast fibers. The warp was bast, the weft cotton rag. This made for a thick, strong, durable textile. This method is called "saki-ori" (saku means to tear; oru, to weave), and it dates back to the middle of the Edo period, about 1750.</w:t>
+        <w:t>Japanese audiences, Shochiku executives insist, want it just that way. They like the sentimentality and the 100 minutes of escapism from their disciplined lives. They further like the fact, it is argued, that all the movies are made with the same basic cast and production crew, letting them feel as though they have visited an old friend.</w:t>
         <w:br/>
-        <w:t>Second, the women would stitch cotton scraps together into patchwork jackets, coats and futon covers. By adding layers, they could insulate a piece. A Japanese expression describes the severity of a winter as "two layer" or "three layer."</w:t>
+        <w:t>''Tora-san is very similar to a rakugo character, and the Japanese people love that,'' said Yoji Yamada, who has directed almost every segment of the series since it began in 1969.</w:t>
         <w:br/>
-        <w:t>As a garment wore out, the women would simply incorporate newly recycled pieces to extend its use. This method of combining quilting with embroidery on one or more layers of fabric is known as sashiko. (Sasu means to stitch; ko, small.) Occasionally a bit of silk was added.</w:t>
+        <w:t>Rakugo is a traditional form of Japanese comic storytelling. ''The stereotyped rakugo character is something of a fool and always in a rush,'' Mr. Yamada said, taking a break from shooting at the creaking Shochiku studio in Ofuna. ''This is a character familiar to Japanese and, I imagine, to people abroad as well.''</w:t>
         <w:br/>
-        <w:t>By the mid-19th century most clothing was being made entirely of cotton, and dye techniques like ikat became universal.</w:t>
+        <w:t>Ian Buruma, who writes often on Japanese pop culture, said of Tora-san in his book, ''Behind the Mask'':</w:t>
         <w:br/>
-        <w:t>The kimonos, pants, jackets, bed covers and squares of wrapping materials in the show indicate that a patch of any size, pattern or color was desirable. They are skillfully overstitched in even horizontal or vertical bands or in complex patterns. Such textiles are testimony to the frugality of the commoner's life in premodern Japan and the ingenuity and virtuosity of women's labor.</w:t>
+        <w:t>''With his golden heart, his quick temper, his easy sentimentality, his zest for life, his slyness, his failures and his fast verbal humor, he is the mythical Everyman of urban Japan.''</w:t>
         <w:br/>
+        <w:t>''He is also,'' Mr. Buruma said, ''a complete anachronism.''</w:t>
         <w:br/>
-        <w:t>Auspicious Ram</w:t>
+        <w:t xml:space="preserve"> </w:t>
         <w:br/>
-        <w:t>As part of Asia Week, the Chinese Porcelain Company, a gallery at 475 Park Avenue (at 58th Street), has organized a show of Chinese ceramics, including an unusually animated gray pottery Tang dynasty horse and several neolithic unglazed terra cotta pots made between 3800 and 2000 B.C. Their distinctive black markings resemble those on pots made a century ago by American Indians in the Southwest.</w:t>
+        <w:t>The Cost and Profits</w:t>
         <w:br/>
-        <w:t>One of the most unusual pieces in the show is a large glazed stoneware ram that was used as a wine vessel.</w:t>
+        <w:t>That may be so, but it has not deterred the 60 million Japanese who have seen at least one Tora film. That is half the population.</w:t>
         <w:br/>
-        <w:t>Dating from the third to fourth century A.D., the hollow figure was probably based on a Han prototype, as pottery rams were often found in Han tombs, part of ritual offerings to the dead. The word for ram in ancient China was yang, a homonym for the word meaning auspicious, so it is thought the wine vessel symbolized a wish for well being and good fortune.</w:t>
+        <w:t>According to Mr. Yamanouchi, the Shochiku executive, the two yearly episodes account for 20 percent of the studio's total revenue. By American standards, though, the money is not great. The Japanese film industry, a shadow of its former greatness, operates on one of Tora's well-worn shoestrings.</w:t>
         <w:br/>
-        <w:t>The exceptionally large, 13-inch-long ram at the gallery was probably meant for domestic use, said Margaret Kaelin Gristina, the author of the show's catalog. It has four small strap handles on the shoulders and hips, so it could be easily carried, and has a circular opening in the top for pouring wine.</w:t>
+        <w:t>Shochiku estimates that the latest episode cost less than $1.8 million to make, a figure considered big-budget in Japan. But since box-office revenue should reach $8 million, profits will be tidy, Mr. Yamanouchi said.</w:t>
         <w:br/>
-        <w:t>The ram is at rest, with its legs tucked under it. It has bulging eyes and furry ears and a coiled beard. Boldly incised lines on its gray-green glazed neck and flanks animate it. Full of personality, it would be an unforgettable centerpiece on any dinner table.</w:t>
+        <w:t>Overseas, the series does well where Japanese populations are relatively large, such as in Hawaii, California and Brazil. The appeal falls off elsewhere. Nevertheless, Shochiku says that one or more episodes have been shown in 105 countries. There is even a fan club in Vienna, where the Mayor is said to be an enthusiast.</w:t>
         <w:br/>
+        <w:t>Grinding out two episodes a year can lead to production cliffhangers. The new film seemed to have borrowed from Japan's famous ''just in time'' method of bringing auto parts to the assembly line. Mr. Yamada was still shooting - not editing, but shooting - as late as Dec. 9, only 11 days before the scheduled nationwide release.</w:t>
         <w:br/>
-        <w:t>http://www.nytimes.com</w:t>
+        <w:t>The director had no doubt he would be ready. But whether he could move on to Tora-san XXXVIII and beyond was another matter. ''I would like the series to continue for 20 or 30 years,'' the 55-year-old Mr. Yamada said. ''But I'm afraid everyone will grow too old for that.''</w:t>
+        <w:br/>
+        <w:t>One thing was certain, he added -poor Tora-san would never get the girl and marry. ''That would sadden me,'' the director said. ''I would rather just end it.''</w:t>
         <w:br/>
         <w:br/>
         <w:t>Graphic</w:t>
@@ -111,7 +115,7 @@
         <w:br/>
         <w:t xml:space="preserve"> </w:t>
         <w:br/>
-        <w:t>Photo: A futon cover made from indigo-dyed cotton scraps. (Nippon Gallery, New York)</w:t>
+        <w:t>Photo of Kiyoshi Atsumi as Tora-san with Eysuko Shiomi (Shochika Company)</w:t>
       </w:r>
     </w:p>
     <w:sectPr>

--- a/example_articles/countries/Japan/3.countries_Japan_New_York_Times.docx
+++ b/example_articles/countries/Japan/3.countries_Japan_New_York_Times.docx
@@ -7,7 +7,7 @@
         <w:pStyle w:val="Heading1"/>
       </w:pPr>
       <w:r>
-        <w:t>TORA-SAN, A TRADITION IN JAPAN</w:t>
+        <w:t>Japan's Hidden Culinary Revolution</w:t>
       </w:r>
     </w:p>
     <w:p>
@@ -17,17 +17,17 @@
     </w:p>
     <w:p>
       <w:r>
-        <w:t>Date: 1986-12-20</w:t>
+        <w:t>Date: 2016-01-24</w:t>
       </w:r>
     </w:p>
     <w:p>
       <w:r>
-        <w:t>Section: Section 1; Page 15, Column 1; Cultural Desk</w:t>
+        <w:t>Section: Section TR; Column 0; Travel Desk; Pg. 1</w:t>
       </w:r>
     </w:p>
     <w:p>
       <w:r>
-        <w:t>Source file: NYT/47.DOCX</w:t>
+        <w:t>Source file: NYT/45.DOCX</w:t>
       </w:r>
     </w:p>
     <w:p>
@@ -49,65 +49,120 @@
     </w:p>
     <w:p>
       <w:r>
-        <w:t>There are several sure-fire ways in Japan to tell that New Year's is coming. Stores have begun to offer doughy rice cakes for the holidays. Elaborately decorated battledores are on sale near the Asakusa Kannon Temple in Tokyo. And posters have gone up everywhere announcing that the latest Tora-san film is about to open.</w:t>
+        <w:t>I was on the Shinkansen bullet train and roaring north toward the Japan Sea at 125 miles per hour when I passed through the wormhole in space-time. The wormhole was on the far end of a long, unlit tunnel. Three-quarters of an hour earlier, in the midst of a sunny winter's day, I'd boarded the train at the loud, insanely complex and many-leveled Tokyo main station, accompanied by my friend Bob Sliwa. We were bound for the coastal town of Kanazawa, sometimes known as the hidden pearl of the Japan Sea and famed for the freshness and variety of its fish-based cuisine.</w:t>
         <w:br/>
-        <w:t>Tora-san is a fumbling, Chaplinesque vagabond, a bit short on brains but limousine-long on heart, a comforting echo of a once simpler life. Actually, he is not so much a movie character as a Japanese institution.</w:t>
+        <w:t xml:space="preserve">The trip there last winter was to be the climax of my weeklong attempt to find the hidden culinary truth of Japan, beyond the reach of guidebooks or the well-intentioned efforts of such celebrity investigators as Anthony Bourdain. My secret weapon in this was Bob himself, a man embedded in Japan for 30 years, deeply conversant in the ways and cuisines of the country and, by great good fortune, my college roommate. </w:t>
         <w:br/>
-        <w:t>Every year in early August and late December - seasons dominated here by family-oriented religious holidays - theaters gear up for new editions of his exploits. It is a pattern as unvarying as the plot of a Noh play.</w:t>
+        <w:t xml:space="preserve">  We exited the tunnel into a crash of white light. On the far side was a winterscape of deep snow, mountain vistas and blowing wind. The day we'd been traveling through until then had been dry and mild, and the sudden atmospheric shift made it seem that we might, in fact, have just rocketed through a rift in space-time. Bob, stroking his goatee, laughed out loud at my confusion.</w:t>
         <w:br/>
-        <w:t>The Guinness Book of Records lists the Tora-san movies as the longest-running film series ever. And while some Americans have grown weary of ''Superman III,'' ''Rocky IV'' and other Roman-numeraled sequels, Japan seems quite content as it awaits Tora-san XXXVII.</w:t>
+        <w:t xml:space="preserve">  ''We were climbing in the dark in that tunnel the whole time -- didn't you feel your ears pop?'' he asked. ''What you see here is the result of the steady wind blowing off the Japan Sea from China, picking up the moisture of the ocean along the way and throwing it against the mountains as snow -- and lots of it. Think of the Continental Divide, Japan-style.''</w:t>
         <w:br/>
-        <w:t>''It is essential to any New Year's,'' said Shizuo Yamanouchi, managing director of the Shochiku Company movie studio in Ofuna, a town southwest of Tokyo.</w:t>
+        <w:t xml:space="preserve">  I lowered my eyes from the Alpine visuals and back to my notes on the previous days' eating and drinking. The pages, which were thick with arrows and exclamation points, seemed only to get more densely crosshatched as time went on, and for good reason. The dozen or so meals I'd had in Tokyo had been a marvel of consistent variation, ringing fluid changes of texture and flavor on those three little words that define the cuisine of this island nation at its heart: iso no aji, or ''tastes like ocean spray.''</w:t>
         <w:br/>
-        <w:t xml:space="preserve"> </w:t>
+        <w:t xml:space="preserve">  By agreement, the majority of places Bob and I had gone to so far were chosen to illustrate the point that the most creative cooking in Japan is no longer being done in A-list restaurants. Those places, which continue to serve up superb food, belong to the days when the country was still riding high atop the mighty economic surge that carried it from the ashes of World War II all the way to the forefront of the global market. They're relics of the time when the Japanese, so expert at mimicry, sent their best young chefs to the high-end restaurants of France and Italy where their work ethic ensured them a rapid rise up the kitchen ladder, and upon their return, the creation of perfect interpretations of their previous employers' cuisine.</w:t>
         <w:br/>
-        <w:t>An Atypical Type</w:t>
+        <w:t xml:space="preserve">  It's no accident that Tokyo has the highest number of Michelin-starred restaurants of any city in the world. But rather than sampling the wares of these warhorses, I'd arrived to try the second culinary wave, a quiet in-house revolution that is afoot all over the country. Driven by chefs mostly in their late 20s and early 30s, its inspiration was the collapse of that same economic surge in the early 1990s, followed by the now famous stagnation or ''20 lost years,'' as it's referred to in the foreign press. As the country entered a period of soul-searching, these young chefs took the opportunity to throw off what Bob calls the ''legacy exoskeleton'' of manners and slavish obedience to groupthink and instead to begin advancing the cause of native ingredients, prepared with great care and what seems at times almost freakish originality.</w:t>
         <w:br/>
-        <w:t>Tora - the character's full name is Torajiro Kuruma, but no one ever uses it - is about as typical of modern Japan as a trade deficit, which is to say not at all. This is a relentlessly blue-suited country where people wear company pins in their lapels and expect to move up the corporate ladder in lock step with their contemporaries. By contrast, Tora is a layabout. Played for 18 years by a broad-featured former vaudevillian named Kiyoshi Atsumi, he is a peddler who travels the country hawking trinkets at Buddhist temple fairs. If he has a savings account, he keeps it well hidden. While Tora always dreams of a better day, it never comes closer than tomorrow.</w:t>
+        <w:t xml:space="preserve">  Exhibit A: the plate of smoked salted cod roe sprinkled with red chile pepper flakes at a restaurant called N-1155 in the hip, hilly Tokyo neighborhood of Nakameguro. The smoking and salting produced a deliciously bespoke version of fish jerky, whose peppery marine tang married perfectly with a chilled glass of sauvignon blanc.</w:t>
         <w:br/>
-        <w:t>The series goes by the title ''It's Tough to Be a Man,'' and each episode is more or less like all the others.</w:t>
+        <w:t xml:space="preserve">  Exhibits B and C: a flash-cold-smoked sea perch sashimi, and a bagna cauda, both served at the same restaurant. Flash cold smoking, done in the kitchen just before plating, imparts a tangy, cooked woodland savor to the raw flesh of the fish that makes for a delicious cognitive dissonance in the mouth. The bagna cauda was upgraded by having its oil mostly replaced with cream, creating a rich bath into which produce from the restaurant's own farm in southern Japan -- thin-cut yellow carrot, mustard green, lotus root and kohlrabi -- was dipped and then removed, leaving its bright, vegetal essences enrobed in unctuous garlic.</w:t>
         <w:br/>
-        <w:t>Tora returns to his home in Shibamata, a working-class district in eastern Tokyo. Awaiting him are relatives who run a sweets shop and who are endlessly visited by a next-door neighbor and the local priest, all good-hearted folks who want nothing more than for Tora to marry and settle down. There is banter and temper, thoughtful silence and quick word play.</w:t>
+        <w:t xml:space="preserve">  The next day, a few blocks away, it was the turn of a place called Harbor Bar. Modeled vaguely on a Venetian wine bar and boasting fish from the Sanriku Coast region of northern Japan, the tiny restaurant has a cheerfully casual D.I.Y. atmosphere that channels Bushwick. But there's nothing casual about the food in the least.</w:t>
         <w:br/>
-        <w:t>Each time, Tora falls in love with an attractive woman who is played by a rising young actress of the moment; her appearance in the series is testament that she has arrived professionally.</w:t>
+        <w:t xml:space="preserve">  The opener was a plate of super-fresh scallop sashimi, enlivened with a ginger sauce whose citrus notes gave the dish the feel of a mollusk ceviche. This was followed up by a serving of raw botan shrimp -- as large as langoustines -- which arrived paired with a spicy rémoulade of cured carrots. While we ate, Bob and I continued to catch up. Unusually for a Westerner who has been living long-term in Japan, he's lost none of his youthful enthusiasm and manifests the same manic glee he once did as a jazz-mad, art-crazed undergraduate.</w:t>
         <w:br/>
-        <w:t>Each time, he loses her. Each time, heartbroken, he picks up his salesman's case and takes to the road again, a Japanese Little Tramp in a double-breasted check suit and tired hat. By then, members of the audience, a steadily aging group, are on their third handkerchief.</w:t>
+        <w:t xml:space="preserve">  ''Some people live here and want to be Japanese,'' he said. ''I didn't. Not only is it impossible, but I don't want to be treated the way Japanese treat themselves. I love Japan, but I sell myself as a foreigner who's willing to break the rules and say what's wrong.''</w:t>
         <w:br/>
-        <w:t xml:space="preserve"> </w:t>
+        <w:t xml:space="preserve">  ''And what is wrong?'' I asked.</w:t>
         <w:br/>
-        <w:t>Like Visiting an Old Friend</w:t>
+        <w:t xml:space="preserve">  Bob, who works in Japan as an industrial designer, rubbed his hand over his shaved skull and said: ''Two words define Japanese culture. One is 'monozukuri,' or 'the Japanese way of making things.' The other is 'omotenashi,' or 'the Japanese way of hospitality.' If the country rebuilt itself into such a buff economic specimen after World War II, it did so partly out of its belief in the superiority of both of these things to any other country's. But then the bubble economy burst, the 21st century happened, and the country lost its way. I call it a nationwide case of the rope-a-dope. Whole industrial sectors have fallen asleep. Remember the Walkman? How's that working out for you, Sony?''</w:t>
         <w:br/>
-        <w:t>No. 37 in the series, subtitled ''The Bluebird of Happiness,'' opens Saturday and stays close to the cookie-cutter pattern.</w:t>
+        <w:t xml:space="preserve">  Before I could answer the rhetorical question, my attention was distracted by the arrival of something called an iwagaki rock oyster.</w:t>
         <w:br/>
-        <w:t>Japanese audiences, Shochiku executives insist, want it just that way. They like the sentimentality and the 100 minutes of escapism from their disciplined lives. They further like the fact, it is argued, that all the movies are made with the same basic cast and production crew, letting them feel as though they have visited an old friend.</w:t>
+        <w:t xml:space="preserve">  Ah, that oyster. It was the largest bivalve I've ever seen, with a shell approximately the size and shape of my foot. ''You freeze it while alive and then slow-cook it at low temperatures,'' the waiter explained, bowing. ''That makes the umami come out.'' The monster was dressed in a brightly acid dill-based mignonette and disproved the axiom that larger versions of anything taste worse: It was a briny, exquisite splash of sea in the mouth.</w:t>
         <w:br/>
-        <w:t>''Tora-san is very similar to a rakugo character, and the Japanese people love that,'' said Yoji Yamada, who has directed almost every segment of the series since it began in 1969.</w:t>
+        <w:t xml:space="preserve">  I was still finishing it when the owner of the restaurant, alerted by my exclamations of joy, came over to talk. His name was Akira Matsuoka and he's part of a restaurant consortium that oversees several venues in Tokyo. Rail thin, with high cheekbones, black jeans and alt-rock facial hair, he answered my question as to how he invents his dishes by explaining: ''My partners and I think of ourselves as a food think tank. We don't care about Michelin rankings. First we come up with the concept, and then we invent the dishes to fit it, sometimes collectively and sometimes individually. Rather than a star chef, we make the food the star.'' He smiled and circled a finger in the air to indicate the small space crammed with diners. ''And it seems to be working.''</w:t>
         <w:br/>
-        <w:t>Rakugo is a traditional form of Japanese comic storytelling. ''The stereotyped rakugo character is something of a fool and always in a rush,'' Mr. Yamada said, taking a break from shooting at the creaking Shochiku studio in Ofuna. ''This is a character familiar to Japanese and, I imagine, to people abroad as well.''</w:t>
+        <w:t xml:space="preserve">  Over the next few days, the culinary wizardry of Tokyo chefs remained unflagging. Yet, of all the entrees and appetizers I tried (the rice paper tubes of crab flash-fried so that the crunchy, starchy surface held a core of molten raw crustacean; the cod ovaries baked in Gorgonzola that scattered delicious marine bursts of garlic across the palate; the tiny fish called an ayu, or ''sweet fish,'' which is fermented in the dregs of sake for three years to make the bones grow edibly soft) -- all of it, no matter how odd, gross or wonderful, would pale next to the one dish that remained dangling, like the holy grail, just out of reach. People spoke of it as the greatest white-fleshed sashimi in the world.</w:t>
         <w:br/>
-        <w:t>Ian Buruma, who writes often on Japanese pop culture, said of Tora-san in his book, ''Behind the Mask'':</w:t>
+        <w:t xml:space="preserve">  Back on the train, I heard Bob say, ''We're almost here,'' and I slowly raised my eyes from my notebook. The fish was the legendary kanburi, or winter yellowtail, which abounds in the waters off Kanazawa, and after a couple of hours on the train, we were finally sliding into Kanazawa Station.</w:t>
         <w:br/>
-        <w:t>''With his golden heart, his quick temper, his easy sentimentality, his zest for life, his slyness, his failures and his fast verbal humor, he is the mythical Everyman of urban Japan.''</w:t>
+        <w:t xml:space="preserve">  But before food, a drink. Several, actually. Drinking in Japan is a crucial social and professional lubricant in a country where ritualized courtesies can easily harden into walls, and Bob, a teetotaler in college, had successfully adapted. Kanazawa, like most Japanese cities of a decent size, has a distinct ''drinking district,'' honeycombed with tiny bars, and not long after checking in to our hotel, we found ourselves in a stand-up bar called Choikichi.</w:t>
         <w:br/>
-        <w:t>''He is also,'' Mr. Buruma said, ''a complete anachronism.''</w:t>
+        <w:t xml:space="preserve">  Stand-up means exactly what it sounds like, and the long counter of this former ice cream parlor was crowded on a late afternoon with regulars watching sumo wrestling on television. As titans clashed thunderously on the screen above us, the locals chatted happily with one another, and I had the sense of having wandered into a tiny Japanese analogue of Cheers, the famously chummy bar ''where everybody knows your name.'' We ate edamame and delicious rakkyo (pickled onions) and drank a fairly common but tasty sake.</w:t>
         <w:br/>
-        <w:t xml:space="preserve"> </w:t>
+        <w:t xml:space="preserve">  Bob, a habitué of these places, was welcomed everywhere we went with shouts. The shouts were particularly loud later that night at a bar named, hilariously, Pub Dylan (as in Bob). There I was served a very expensive sake called Dassai, whose cool, perfect balance gave me the impression of drinking a dipperful of outer space. It was also at this place that Bob (my friend) brought down the house by correctly identifying the Japanese rock band playing on the big-screen TV as the Atomic Bomb Masturbation.</w:t>
         <w:br/>
-        <w:t>The Cost and Profits</w:t>
+        <w:t xml:space="preserve">  After a quick, delicious tempura dinner I returned to my dwarf hotel room, only moderately worse for alcoholic wear, and asked myself the obvious question: Is Japan the most food-crazed nation on earth? Evidence for ''yes'' is pretty thick on the ground. Tokyo has a staggering 80,000 restaurants, as opposed to the 15,000 of New York or the 6,000 of London. But more to the point: Where else on the planet would a country's biggest boy band have its own cooking show? What other nation would stage a televised competition in which they brought in challengers to try to better a master sushi chef's technique and scanned the resulting sushi pieces with an MRI to compare the ratio of rice to air? What other place could possibly, under any circumstances, have invented the operatic and off-the-wall ''Battle of the Iron Chef''?</w:t>
         <w:br/>
-        <w:t>That may be so, but it has not deterred the 60 million Japanese who have seen at least one Tora film. That is half the population.</w:t>
+        <w:t xml:space="preserve">  The very next day, as if in answer to these questions, Japan served me the best seafood meal of my life. It did so at a small, easily missed, relatively modest-looking restaurant called Yamashita.</w:t>
         <w:br/>
-        <w:t>According to Mr. Yamanouchi, the Shochiku executive, the two yearly episodes account for 20 percent of the studio's total revenue. By American standards, though, the money is not great. The Japanese film industry, a shadow of its former greatness, operates on one of Tora's well-worn shoestrings.</w:t>
+        <w:t xml:space="preserve">  Yamashita is on no foreigner's must-see lists, and there wasn't an English language word in sight. But the restaurant, located by Bob, is a temple of sorts where the eponymous owner and chef Mitsuo Yamashita is referred to by his employees as the Master, and boss and staff work as one to pluck the freshest, purest products from the nearby ocean and put them on your plate with minimal interference.</w:t>
         <w:br/>
-        <w:t>Shochiku estimates that the latest episode cost less than $1.8 million to make, a figure considered big-budget in Japan. But since box-office revenue should reach $8 million, profits will be tidy, Mr. Yamanouchi said.</w:t>
+        <w:t xml:space="preserve">  The meal began with a pictorially perfect tray of amuse bouches: thin-cut strips of yellowtail stomach dressed in a vinegar-miso sauce, which tasted smoked though they weren't, along with a small pile of herrings fermented in the dregs of sake, and a handful of fresh snap peas, each dabbed with tiny blobs of black sesame pesto.</w:t>
         <w:br/>
-        <w:t>Overseas, the series does well where Japanese populations are relatively large, such as in Hawaii, California and Brazil. The appeal falls off elsewhere. Nevertheless, Shochiku says that one or more episodes have been shown in 105 countries. There is even a fan club in Vienna, where the Mayor is said to be an enthusiast.</w:t>
+        <w:t xml:space="preserve">  A sake, painstakingly engineered by Mr. Yamashita in consultation with local brewers, partnered these refined salty nibbles perfectly. But all this was a mere prelude to that moment when a waitress, smiling, brought in plates heaped high with the prized kanburi sashimi.</w:t>
         <w:br/>
-        <w:t>Grinding out two episodes a year can lead to production cliffhangers. The new film seemed to have borrowed from Japan's famous ''just in time'' method of bringing auto parts to the assembly line. Mr. Yamada was still shooting - not editing, but shooting - as late as Dec. 9, only 11 days before the scheduled nationwide release.</w:t>
+        <w:t xml:space="preserve">  Why has this fish been elevated to the very top spot among sashimi lovers? Because kanburi uniquely fuses two qualities that are almost never found in the same animal. Take maguro, the tuna whose sashimi is most recognizable to Americans. There's the red meat, or akami, version, with its firm texture and relatively mild flavor, and the pinker version known as otoro that is filled with delicious oils and fats. The problem is that the tasty otoro has a crumbly, falling-apart texture in the mouth likened disdainfully by Bob to ''eating sashimi marshmallows.'' Because texture, along with temperature and flavor, are part of the ''mouth moment'' of Japanese cuisine, the challenge is to find a firm fish that is also rich in oil.</w:t>
         <w:br/>
-        <w:t>The director had no doubt he would be ready. But whether he could move on to Tora-san XXXVIII and beyond was another matter. ''I would like the series to continue for 20 or 30 years,'' the 55-year-old Mr. Yamada said. ''But I'm afraid everyone will grow too old for that.''</w:t>
+        <w:t xml:space="preserve">  Enter kanburi, which for that brief, miraculous period every winter, is both those things. The fish, in thick slabs, now lay fanned out on the plate before me, glistening with oil -- oil that had leached out of it because the Master had intentionally let the fish ''rest,'' or cure for a day or so. Mind you, fish oil like this has nothing ''fishy'' about it. The kanburi was silky, pliant, yielding and tasted of a distilled, superclean essence of the sea. It seemed to exemplify everything that was best about Japanese cuisine, and mouthful by mouthful it put me into a kind of trance.</w:t>
         <w:br/>
-        <w:t>One thing was certain, he added -poor Tora-san would never get the girl and marry. ''That would sadden me,'' the director said. ''I would rather just end it.''</w:t>
+        <w:t xml:space="preserve">  Suddenly the Master poked his head in again and barked some machine-gun Japanese at Bob, who translated it with a single word: squid. It was being offered as our next course, and there was no question of not taking it. One would as soon have refused an audience with the pope.</w:t>
+        <w:br/>
+        <w:t xml:space="preserve">  This would turn out to be something called ''spear squid.'' Freshly caught and still alive in the kitchen, it was killed, masterfully julienned and brought to the table as sashimi, along with a sauce made of fermented bonito guts, a condiment of pickled wild wasabi flowers, a heated stone and some stern admonitions from the Master as to exactly how to cook the squid -- barely -- and what the precise protocol was for eating it. Dishes like this belong to a category known for its hazawari, or ''tooth feel,'' and produce a dazzling mix of ocean flavor notes while offering an old-fashioned popcorn-like crunch in the mouth.</w:t>
+        <w:br/>
+        <w:t xml:space="preserve">  By the end of such a meal, something has happened to you, something close to the psychic euphoria produced by yoga or meditation. You've entered a zone of food satori, mystically zonked by the punch of a culture that has been perfecting its culinary subtleties for thousands of years. What to do?</w:t>
+        <w:br/>
+        <w:t xml:space="preserve">  After an elaborately choreographed goodbye, we took a digestive stroll in the seaside air, passing through the gaudy Kanazawa downtown with its Ginza-style flashing lights, its kuru kuru (conveyor belt) sushi restaurants (Japanese is rich in onomatopoetic words, and ''kuru kuru'' is the sound of a conveyor belt; say it fast and you'll understand), its knickknack shops, bars and omnipresent FamilyMart convenience stores.</w:t>
+        <w:br/>
+        <w:t xml:space="preserve">  Our destination was the beautiful old wood-fronted part of town called Higashi Chaya-Gai. (Kanazawa shares with Kyoto the distinction of being one of the few large Japanese cities not bombed by the Allies during World War II). There, we entered a sleekly minimalist bar called Teriha and seated ourselves among the drinkers, conscious that it was our last evening out.</w:t>
+        <w:br/>
+        <w:t xml:space="preserve">  I had spent a full week living inside a kind of tone poem of fish and alcohol, enriched by unflagging conversation with a dear old friend. But a vague perception had been weighing on me constantly during the trip, and suddenly, in the dark bar, that perception sharpened into words: I've never been to so foreign a place before that felt so deeply familiar.</w:t>
+        <w:br/>
+        <w:t xml:space="preserve">  Differently from an Asian country like India, where I've also spent time, the social iconography of Japan is profoundly recognizable to an American. Despite the culture's insularity and remoteness from us, the Japanese often dress and style themselves in a way that clearly states their social membership in categories of rocker, matron, intellectual, etc., and these identities can be easily ''read'' by a tourist from the United States. This fact, a product of the longstanding symbiotic relationship between the countries, produces a visual halo effect, in which one is always observing roles and mores on several levels at once. Exhausting on the one hand, it's endlessly, compulsively fascinating on the other.</w:t>
+        <w:br/>
+        <w:t xml:space="preserve">  Back in the bar, the lights suddenly dimmed further, and the conversations ceased. Rain started to fall, visible out the windows. Shrouded in darkness at the end of the bar, the owner, an ex-geisha named Yaeko Yoshigawa, began playing a flute. It was a bamboo flute called a shinobue, much used in Noh and Kabuki theater music and part of the essential ''kit'' of the geisha. The slow, wavering tones, played without obvious melody but filled with richness, lack the forward propulsive quality of Western music. Instead, individual notes are held until they're mere wisps of sound, acoustic vapor.</w:t>
+        <w:br/>
+        <w:t xml:space="preserve">  For several minutes, quietly, the flute music continued, threading the air in the darkness. It wavered, seemed about to stop and then, surprisingly, went on, moving forward without resolution, a little bit like the beautiful, perplexing country of Japan itself, whose mix of ceremonial gravity and hidden culinary wonders had given me a week of the very best eating of my life. There was a pause that extended until we could hear the rain pattering on the roof and a single last note, after which Ms. Yoshigawa removed the flute from her mouth with a bow. The recital was finished. The tone poem was over. In the semi-darkness, Bob raised his glass in a last toast. It was time to go home.</w:t>
+        <w:br/>
+        <w:t xml:space="preserve">  If You Go</w:t>
+        <w:br/>
+        <w:t xml:space="preserve">  Where to Stay</w:t>
+        <w:br/>
+        <w:t xml:space="preserve">  This particular trip was dedicated to eating, not lodging. In both Kanazawa and Tokyo there are abundant ''business hotels,'' found under that term on the Internet, where for usually less than $100 a night, or 11,390 yen at 114 yen to the dollar, one sleeps in a luxuriously appointed room the size of a large refrigerator. These are typically squeaky clean and have all modern conveniences, including, often, a washer-dryer and, incredibly, a pants press.</w:t>
+        <w:br/>
+        <w:t xml:space="preserve">  Where to Eat</w:t>
+        <w:br/>
+        <w:t xml:space="preserve">  Tokyo</w:t>
+        <w:br/>
+        <w:t xml:space="preserve">  N-1155, 1-1-55 Nakameguro, Meguro, Tokyo; 81-3-3760-1001.</w:t>
+        <w:br/>
+        <w:t xml:space="preserve">  A beautiful wood-paneled restaurant in one of the hipper districts of Tokyo that serves innovative, exquisitely prepared seasonal food. Much of the produce is from the restaurant's own organic farm in southern Japan. An English-language menu is a plus. Dinner and drinks start at about 5,000 yen.</w:t>
+        <w:br/>
+        <w:t xml:space="preserve">  Harbor Bar (Minatomachi Baru), 3-7-8 Kamimeguro, Meguro, Tokyo; 81-3-5869-5806.</w:t>
+        <w:br/>
+        <w:t xml:space="preserve">  Hipster interiors and a crowd right out of Bushwick fill up this small, very tasty seafood shop. The place is modeled loosely on a Venetian fish restaurant and has a decent Italian wine selection, but the superfresh and very creative dishes are straight from the Sanriku Coast, north of Tokyo. Dinner and drinks from about 4,000 yen on up.</w:t>
+        <w:br/>
+        <w:t xml:space="preserve">   Kanazawa</w:t>
+        <w:br/>
+        <w:t xml:space="preserve">  Yamashita Restaurant, 2-23-5 Katamachi, Kanazawa, Ishikawa; 81-76-223-1461. </w:t>
+        <w:br/>
+        <w:t xml:space="preserve">  This world-class fish mecca is unostentatiously small and bare. Its stern, somewhat forbidding owner runs a very tight ship, and no English is spoken. But animated pointing at display cases will probably do the trick. Dinner and drinks, about 4,000 yen.</w:t>
+        <w:br/>
+        <w:t xml:space="preserve">  Teriha Restaurant and Bar, 1-24-7 Higashiyama, Kanazawa, Ishikawa; 81-76-253-3791.</w:t>
+        <w:br/>
+        <w:t xml:space="preserve">  Located in the historic wood-fronted district of the city, this wine bar with its beautiful, minimalist interior tends to fill up fast with the local A-list crowd. The owner, a former geisha, speaks some English. If you beg her for a shinobue (flute) recital, she may oblige. Drinks begin at 500 yen.</w:t>
+        <w:br/>
+        <w:t xml:space="preserve">  Pub Dylan, 2-3-23 Katamachi, Kanazawa, Ishikawa; 81-76-222-0322.</w:t>
+        <w:br/>
+        <w:t xml:space="preserve">  This small, friendly, deeply atmospheric watering hole is found in the city's Shintenchi bar quarter. A rowdy crowd tends to form by late evening, and chatting is encouraged in whatever language you happen to speak. The Dassai sake (2,000 to 3,000 yen a glass) is out of this world. Other drinks begin at about 500 yen. Cash only.</w:t>
+        <w:br/>
+        <w:t xml:space="preserve">  Choikichi, 2-8-18 Katamachi, Kanazawa, Ishikawa; 81-76-261-4900.</w:t>
+        <w:br/>
+        <w:t xml:space="preserve">  This is old-school working-class Japan. A single standing-only counter, jars of pickled bar food and local workers sighing over sumo wrestling on TV. The owner is often referred to as Mom (in Japanese, of course) by the clientele. No English spoken. Snacks and drinks start at 200 and 300 yen respectively.</w:t>
+        <w:br/>
+        <w:br/>
+        <w:t>http://www.nytimes.com/2016/01/24/travel/japanese-food-tokyo-restaurants.html</w:t>
         <w:br/>
         <w:br/>
         <w:t>Graphic</w:t>
@@ -115,7 +170,27 @@
         <w:br/>
         <w:t xml:space="preserve"> </w:t>
         <w:br/>
-        <w:t>Photo of Kiyoshi Atsumi as Tora-san with Eysuko Shiomi (Shochika Company)</w:t>
+        <w:t>PHOTOS: Clockwise from top left, mackerel, ready for auction, at the Kanazawa fish market</w:t>
+        <w:br/>
+        <w:t>Tokyo skyline, with Yoyogi Stadium in the foreground</w:t>
+        <w:br/>
+        <w:t>a dish of kanburi, or winter yellowtail, sashimi at Yamashita Restaurant in Kanazawa</w:t>
+        <w:br/>
+        <w:t>at Teriha Restaurant and Bar in Kanazawa. (TR1)</w:t>
+        <w:br/>
+        <w:t>Below, at left, a Shinkansen bullet train in Tokyo, which offers service to Kanazawa's rail station, at right. (TR6)</w:t>
+        <w:br/>
+        <w:t>Above, view of Kanazawa, on Japan's northern coast. Above left, from top, scallops at Harbor Bar in Shibuya, Tokyo</w:t>
+        <w:br/>
+        <w:t>iwagaki rock oysters, at Harbor Bar</w:t>
+        <w:br/>
+        <w:t>Babylonia japonica, ready for auction, at Kanazawa's fish market. Right, from top, Mitsuo Yamashita, known as the Master, chats with his customers at Yamashita Restaurant in Kanazawa</w:t>
+        <w:br/>
+        <w:t>squid at Yamashita</w:t>
+        <w:br/>
+        <w:t>and Babylonia japonica, yellowtail stomach with vinegar miso sauce and scallion topping, salmon roe and sugar snap pea with black sesame paste, at Yamashita. (TR6-TR7)</w:t>
+        <w:br/>
+        <w:t xml:space="preserve"> Sake created specially for Mitsuo Yamashita, at his restaurant in Kanazawa. (PHOTOGRAPHS BY ANDY HASLAM FOR THE NEW YORK TIMES) (TR7) MAPS (TR6)</w:t>
       </w:r>
     </w:p>
     <w:sectPr>
